--- a/w3/w3.docx
+++ b/w3/w3.docx
@@ -38,21 +38,29 @@
           <w:p>
             <w:pPr>
               <w:snapToGrid w:val="0"/>
-              <w:spacing w:after="0" w:line="276" w:lineRule="auto"/>
+              <w:spacing w:line="276" w:lineRule="auto"/>
               <w:contextualSpacing/>
+              <w:rPr>
+                <w:rFonts w:ascii="Consolas" w:hAnsi="Consolas" w:cs="Consolas"/>
+                <w:sz w:val="20"/>
+                <w:szCs w:val="20"/>
+              </w:rPr>
+            </w:pPr>
+            <w:r>
               <w:rPr>
                 <w:rFonts w:ascii="Consolas" w:hAnsi="Consolas" w:cs="Consolas" w:hint="eastAsia"/>
                 <w:sz w:val="20"/>
                 <w:szCs w:val="20"/>
               </w:rPr>
-            </w:pPr>
+              <w:t>SELECT SUBSTR("</w:t>
+            </w:r>
             <w:r>
               <w:rPr>
                 <w:rFonts w:ascii="Consolas" w:hAnsi="Consolas" w:cs="Consolas" w:hint="eastAsia"/>
                 <w:sz w:val="20"/>
                 <w:szCs w:val="20"/>
               </w:rPr>
-              <w:t>SELECT SUBSTR("</w:t>
+              <w:t>發布日期</w:t>
             </w:r>
             <w:r>
               <w:rPr>
@@ -60,7 +68,7 @@
                 <w:sz w:val="20"/>
                 <w:szCs w:val="20"/>
               </w:rPr>
-              <w:t>發布日期</w:t>
+              <w:t>", 1, 4) AS "</w:t>
             </w:r>
             <w:r>
               <w:rPr>
@@ -68,7 +76,7 @@
                 <w:sz w:val="20"/>
                 <w:szCs w:val="20"/>
               </w:rPr>
-              <w:t>", 1, 4) AS "</w:t>
+              <w:t>發布年份</w:t>
             </w:r>
             <w:r>
               <w:rPr>
@@ -76,35 +84,43 @@
                 <w:sz w:val="20"/>
                 <w:szCs w:val="20"/>
               </w:rPr>
-              <w:t>發布年份</w:t>
-            </w:r>
+              <w:t>",</w:t>
+            </w:r>
+          </w:p>
+          <w:p>
+            <w:pPr>
+              <w:snapToGrid w:val="0"/>
+              <w:spacing w:line="276" w:lineRule="auto"/>
+              <w:contextualSpacing/>
+              <w:rPr>
+                <w:rFonts w:ascii="Consolas" w:hAnsi="Consolas" w:cs="Consolas"/>
+                <w:sz w:val="20"/>
+                <w:szCs w:val="20"/>
+              </w:rPr>
+            </w:pPr>
             <w:r>
               <w:rPr>
                 <w:rFonts w:ascii="Consolas" w:hAnsi="Consolas" w:cs="Consolas" w:hint="eastAsia"/>
                 <w:sz w:val="20"/>
                 <w:szCs w:val="20"/>
               </w:rPr>
-              <w:t>",</w:t>
-            </w:r>
-          </w:p>
-          <w:p>
-            <w:pPr>
-              <w:snapToGrid w:val="0"/>
-              <w:spacing w:after="0" w:line="276" w:lineRule="auto"/>
-              <w:contextualSpacing/>
+              <w:t xml:space="preserve">       ROUND(SUM(CAST(REPLACE("</w:t>
+            </w:r>
+            <w:r>
               <w:rPr>
                 <w:rFonts w:ascii="Consolas" w:hAnsi="Consolas" w:cs="Consolas" w:hint="eastAsia"/>
                 <w:sz w:val="20"/>
                 <w:szCs w:val="20"/>
               </w:rPr>
-            </w:pPr>
+              <w:t>觀看次數</w:t>
+            </w:r>
             <w:r>
               <w:rPr>
                 <w:rFonts w:ascii="Consolas" w:hAnsi="Consolas" w:cs="Consolas" w:hint="eastAsia"/>
                 <w:sz w:val="20"/>
                 <w:szCs w:val="20"/>
               </w:rPr>
-              <w:t xml:space="preserve">       ROUND(SUM(CAST(REPLACE("</w:t>
+              <w:t>", ',', '') AS INTEGER)), 0) AS "</w:t>
             </w:r>
             <w:r>
               <w:rPr>
@@ -112,7 +128,7 @@
                 <w:sz w:val="20"/>
                 <w:szCs w:val="20"/>
               </w:rPr>
-              <w:t>觀看次數</w:t>
+              <w:t>總觀看次數</w:t>
             </w:r>
             <w:r>
               <w:rPr>
@@ -120,15 +136,27 @@
                 <w:sz w:val="20"/>
                 <w:szCs w:val="20"/>
               </w:rPr>
-              <w:t>", ',', '') AS INTEGER)), 0) AS "</w:t>
-            </w:r>
+              <w:t>",</w:t>
+            </w:r>
+          </w:p>
+          <w:p>
+            <w:pPr>
+              <w:snapToGrid w:val="0"/>
+              <w:spacing w:line="276" w:lineRule="auto"/>
+              <w:contextualSpacing/>
+              <w:rPr>
+                <w:rFonts w:ascii="Consolas" w:hAnsi="Consolas" w:cs="Consolas"/>
+                <w:sz w:val="20"/>
+                <w:szCs w:val="20"/>
+              </w:rPr>
+            </w:pPr>
             <w:r>
               <w:rPr>
                 <w:rFonts w:ascii="Consolas" w:hAnsi="Consolas" w:cs="Consolas" w:hint="eastAsia"/>
                 <w:sz w:val="20"/>
                 <w:szCs w:val="20"/>
               </w:rPr>
-              <w:t>總觀看次數</w:t>
+              <w:t xml:space="preserve">       ROUND(AVG(CAST(REPLACE("</w:t>
             </w:r>
             <w:r>
               <w:rPr>
@@ -136,27 +164,23 @@
                 <w:sz w:val="20"/>
                 <w:szCs w:val="20"/>
               </w:rPr>
-              <w:t>",</w:t>
-            </w:r>
-          </w:p>
-          <w:p>
-            <w:pPr>
-              <w:snapToGrid w:val="0"/>
-              <w:spacing w:after="0" w:line="276" w:lineRule="auto"/>
-              <w:contextualSpacing/>
+              <w:t>觀看次數</w:t>
+            </w:r>
+            <w:r>
               <w:rPr>
                 <w:rFonts w:ascii="Consolas" w:hAnsi="Consolas" w:cs="Consolas" w:hint="eastAsia"/>
                 <w:sz w:val="20"/>
                 <w:szCs w:val="20"/>
               </w:rPr>
-            </w:pPr>
+              <w:t>", ',', '') AS INTEGER)), 0) AS "</w:t>
+            </w:r>
             <w:r>
               <w:rPr>
                 <w:rFonts w:ascii="Consolas" w:hAnsi="Consolas" w:cs="Consolas" w:hint="eastAsia"/>
                 <w:sz w:val="20"/>
                 <w:szCs w:val="20"/>
               </w:rPr>
-              <w:t xml:space="preserve">       ROUND(AVG(CAST(REPLACE("</w:t>
+              <w:t>平均觀看次數</w:t>
             </w:r>
             <w:r>
               <w:rPr>
@@ -164,15 +188,47 @@
                 <w:sz w:val="20"/>
                 <w:szCs w:val="20"/>
               </w:rPr>
-              <w:t>觀看次數</w:t>
-            </w:r>
+              <w:t>"</w:t>
+            </w:r>
+          </w:p>
+          <w:p>
+            <w:pPr>
+              <w:snapToGrid w:val="0"/>
+              <w:spacing w:line="276" w:lineRule="auto"/>
+              <w:contextualSpacing/>
+              <w:rPr>
+                <w:rFonts w:ascii="Consolas" w:hAnsi="Consolas" w:cs="Consolas"/>
+                <w:sz w:val="20"/>
+                <w:szCs w:val="20"/>
+              </w:rPr>
+            </w:pPr>
+            <w:r>
+              <w:rPr>
+                <w:rFonts w:ascii="Consolas" w:hAnsi="Consolas" w:cs="Consolas"/>
+                <w:sz w:val="20"/>
+                <w:szCs w:val="20"/>
+              </w:rPr>
+              <w:t>FROM videos</w:t>
+            </w:r>
+          </w:p>
+          <w:p>
+            <w:pPr>
+              <w:snapToGrid w:val="0"/>
+              <w:spacing w:line="276" w:lineRule="auto"/>
+              <w:contextualSpacing/>
+              <w:rPr>
+                <w:rFonts w:ascii="Consolas" w:hAnsi="Consolas" w:cs="Consolas"/>
+                <w:sz w:val="20"/>
+                <w:szCs w:val="20"/>
+              </w:rPr>
+            </w:pPr>
             <w:r>
               <w:rPr>
                 <w:rFonts w:ascii="Consolas" w:hAnsi="Consolas" w:cs="Consolas" w:hint="eastAsia"/>
                 <w:sz w:val="20"/>
                 <w:szCs w:val="20"/>
               </w:rPr>
-              <w:t>", ',', '') AS INTEGER)), 0) AS "</w:t>
+              <w:t>WHERE "</w:t>
             </w:r>
             <w:r>
               <w:rPr>
@@ -180,7 +236,7 @@
                 <w:sz w:val="20"/>
                 <w:szCs w:val="20"/>
               </w:rPr>
-              <w:t>平均觀看次數</w:t>
+              <w:t>發布日期</w:t>
             </w:r>
             <w:r>
               <w:rPr>
@@ -188,72 +244,16 @@
                 <w:sz w:val="20"/>
                 <w:szCs w:val="20"/>
               </w:rPr>
-              <w:t>"</w:t>
-            </w:r>
-          </w:p>
-          <w:p>
-            <w:pPr>
-              <w:snapToGrid w:val="0"/>
-              <w:spacing w:after="0" w:line="276" w:lineRule="auto"/>
+              <w:t>" IS NOT NULL</w:t>
+            </w:r>
+          </w:p>
+          <w:p>
+            <w:pPr>
+              <w:snapToGrid w:val="0"/>
+              <w:spacing w:line="276" w:lineRule="auto"/>
               <w:contextualSpacing/>
               <w:rPr>
                 <w:rFonts w:ascii="Consolas" w:hAnsi="Consolas" w:cs="Consolas"/>
-                <w:sz w:val="20"/>
-                <w:szCs w:val="20"/>
-              </w:rPr>
-            </w:pPr>
-            <w:r>
-              <w:rPr>
-                <w:rFonts w:ascii="Consolas" w:hAnsi="Consolas" w:cs="Consolas"/>
-                <w:sz w:val="20"/>
-                <w:szCs w:val="20"/>
-              </w:rPr>
-              <w:t>FROM videos</w:t>
-            </w:r>
-          </w:p>
-          <w:p>
-            <w:pPr>
-              <w:snapToGrid w:val="0"/>
-              <w:spacing w:after="0" w:line="276" w:lineRule="auto"/>
-              <w:contextualSpacing/>
-              <w:rPr>
-                <w:rFonts w:ascii="Consolas" w:hAnsi="Consolas" w:cs="Consolas" w:hint="eastAsia"/>
-                <w:sz w:val="20"/>
-                <w:szCs w:val="20"/>
-              </w:rPr>
-            </w:pPr>
-            <w:r>
-              <w:rPr>
-                <w:rFonts w:ascii="Consolas" w:hAnsi="Consolas" w:cs="Consolas" w:hint="eastAsia"/>
-                <w:sz w:val="20"/>
-                <w:szCs w:val="20"/>
-              </w:rPr>
-              <w:t>WHERE "</w:t>
-            </w:r>
-            <w:r>
-              <w:rPr>
-                <w:rFonts w:ascii="Consolas" w:hAnsi="Consolas" w:cs="Consolas" w:hint="eastAsia"/>
-                <w:sz w:val="20"/>
-                <w:szCs w:val="20"/>
-              </w:rPr>
-              <w:t>發布日期</w:t>
-            </w:r>
-            <w:r>
-              <w:rPr>
-                <w:rFonts w:ascii="Consolas" w:hAnsi="Consolas" w:cs="Consolas" w:hint="eastAsia"/>
-                <w:sz w:val="20"/>
-                <w:szCs w:val="20"/>
-              </w:rPr>
-              <w:t>" IS NOT NULL</w:t>
-            </w:r>
-          </w:p>
-          <w:p>
-            <w:pPr>
-              <w:snapToGrid w:val="0"/>
-              <w:spacing w:after="0" w:line="276" w:lineRule="auto"/>
-              <w:contextualSpacing/>
-              <w:rPr>
-                <w:rFonts w:ascii="Consolas" w:hAnsi="Consolas" w:cs="Consolas" w:hint="eastAsia"/>
                 <w:sz w:val="20"/>
                 <w:szCs w:val="20"/>
               </w:rPr>
@@ -418,9 +418,6 @@
               <w:snapToGrid w:val="0"/>
               <w:spacing w:line="276" w:lineRule="auto"/>
               <w:jc w:val="center"/>
-              <w:rPr>
-                <w:rFonts w:hint="eastAsia"/>
-              </w:rPr>
             </w:pPr>
             <w:r>
               <w:rPr>
@@ -521,19 +518,7 @@
         <w:rPr>
           <w:rFonts w:hint="eastAsia"/>
         </w:rPr>
-        <w:t>年的數據，因為</w:t>
-      </w:r>
-      <w:r>
-        <w:rPr>
-          <w:rFonts w:hint="eastAsia"/>
-        </w:rPr>
-        <w:t>該年份尚未結束，樣本數不足，平均數字容易受極端值影響</w:t>
-      </w:r>
-      <w:r>
-        <w:rPr>
-          <w:rFonts w:hint="eastAsia"/>
-        </w:rPr>
-        <w:t>。</w:t>
+        <w:t>年的數據，因為該年份尚未結束，樣本數不足，平均數字容易受極端值影響。</w:t>
       </w:r>
     </w:p>
     <w:p>
@@ -558,10 +543,7 @@
       </w:pPr>
       <w:r>
         <w:lastRenderedPageBreak/>
-        <w:t>2</w:t>
-      </w:r>
-      <w:r>
-        <w:t>.</w:t>
+        <w:t>2.</w:t>
       </w:r>
       <w:r>
         <w:t xml:space="preserve"> </w:t>
@@ -587,197 +569,179 @@
           <w:p>
             <w:pPr>
               <w:snapToGrid w:val="0"/>
-              <w:spacing w:after="0" w:line="276" w:lineRule="auto"/>
-              <w:contextualSpacing/>
-              <w:rPr>
-                <w:rFonts w:hint="eastAsia"/>
-              </w:rPr>
-            </w:pPr>
-            <w:r>
-              <w:rPr>
-                <w:rFonts w:hint="eastAsia"/>
-              </w:rPr>
-              <w:t>SELECT SUBSTR("</w:t>
-            </w:r>
-            <w:r>
-              <w:rPr>
-                <w:rFonts w:hint="eastAsia"/>
-              </w:rPr>
-              <w:t>發布日期</w:t>
-            </w:r>
-            <w:r>
-              <w:rPr>
-                <w:rFonts w:hint="eastAsia"/>
-              </w:rPr>
-              <w:t>", 1, 4) AS "</w:t>
-            </w:r>
-            <w:r>
-              <w:rPr>
-                <w:rFonts w:hint="eastAsia"/>
-              </w:rPr>
-              <w:t>發布年份</w:t>
-            </w:r>
-            <w:r>
-              <w:rPr>
-                <w:rFonts w:hint="eastAsia"/>
-              </w:rPr>
-              <w:t>",</w:t>
-            </w:r>
-          </w:p>
-          <w:p>
-            <w:pPr>
-              <w:snapToGrid w:val="0"/>
-              <w:spacing w:after="0" w:line="276" w:lineRule="auto"/>
-              <w:contextualSpacing/>
-              <w:rPr>
-                <w:rFonts w:hint="eastAsia"/>
-              </w:rPr>
-            </w:pPr>
-            <w:r>
-              <w:rPr>
-                <w:rFonts w:hint="eastAsia"/>
-              </w:rPr>
-              <w:t xml:space="preserve">       ROUND(SUM(CAST(REPLACE("</w:t>
-            </w:r>
-            <w:r>
-              <w:rPr>
-                <w:rFonts w:hint="eastAsia"/>
-              </w:rPr>
-              <w:t>按讚數</w:t>
-            </w:r>
-            <w:r>
-              <w:rPr>
-                <w:rFonts w:hint="eastAsia"/>
-              </w:rPr>
-              <w:t>", ',', '') AS INTEGER)), 0) AS "</w:t>
-            </w:r>
-            <w:r>
-              <w:rPr>
-                <w:rFonts w:hint="eastAsia"/>
-              </w:rPr>
-              <w:t>總按讚數</w:t>
-            </w:r>
-            <w:r>
-              <w:rPr>
-                <w:rFonts w:hint="eastAsia"/>
-              </w:rPr>
-              <w:t>",</w:t>
-            </w:r>
-          </w:p>
-          <w:p>
-            <w:pPr>
-              <w:snapToGrid w:val="0"/>
-              <w:spacing w:after="0" w:line="276" w:lineRule="auto"/>
-              <w:contextualSpacing/>
-              <w:rPr>
-                <w:rFonts w:hint="eastAsia"/>
-              </w:rPr>
-            </w:pPr>
-            <w:r>
-              <w:rPr>
-                <w:rFonts w:hint="eastAsia"/>
-              </w:rPr>
-              <w:t xml:space="preserve">       ROUND(AVG(CAST(REPLACE("</w:t>
-            </w:r>
-            <w:r>
-              <w:rPr>
-                <w:rFonts w:hint="eastAsia"/>
-              </w:rPr>
-              <w:t>按讚數</w:t>
-            </w:r>
-            <w:r>
-              <w:rPr>
-                <w:rFonts w:hint="eastAsia"/>
-              </w:rPr>
-              <w:t>", ',', '') AS INTEGER)), 0) AS "</w:t>
-            </w:r>
-            <w:r>
-              <w:rPr>
-                <w:rFonts w:hint="eastAsia"/>
-              </w:rPr>
-              <w:t>平均按讚數</w:t>
-            </w:r>
-            <w:r>
-              <w:rPr>
-                <w:rFonts w:hint="eastAsia"/>
-              </w:rPr>
-              <w:t>"</w:t>
-            </w:r>
-          </w:p>
-          <w:p>
-            <w:pPr>
-              <w:snapToGrid w:val="0"/>
-              <w:spacing w:after="0" w:line="276" w:lineRule="auto"/>
-              <w:contextualSpacing/>
-            </w:pPr>
-            <w:r>
-              <w:t>FROM videos</w:t>
-            </w:r>
-          </w:p>
-          <w:p>
-            <w:pPr>
-              <w:snapToGrid w:val="0"/>
-              <w:spacing w:after="0" w:line="276" w:lineRule="auto"/>
-              <w:contextualSpacing/>
-              <w:rPr>
-                <w:rFonts w:hint="eastAsia"/>
-              </w:rPr>
-            </w:pPr>
-            <w:r>
-              <w:rPr>
-                <w:rFonts w:hint="eastAsia"/>
-              </w:rPr>
-              <w:t>WHERE "</w:t>
-            </w:r>
-            <w:r>
-              <w:rPr>
-                <w:rFonts w:hint="eastAsia"/>
-              </w:rPr>
-              <w:t>發布日期</w:t>
-            </w:r>
-            <w:r>
-              <w:rPr>
-                <w:rFonts w:hint="eastAsia"/>
-              </w:rPr>
-              <w:t>" IS NOT NULL</w:t>
-            </w:r>
-          </w:p>
-          <w:p>
-            <w:pPr>
-              <w:snapToGrid w:val="0"/>
-              <w:spacing w:after="0" w:line="276" w:lineRule="auto"/>
-              <w:contextualSpacing/>
-              <w:rPr>
-                <w:rFonts w:hint="eastAsia"/>
-              </w:rPr>
-            </w:pPr>
-            <w:r>
-              <w:rPr>
-                <w:rFonts w:hint="eastAsia"/>
-              </w:rPr>
-              <w:t>GROUP BY SUBSTR("</w:t>
-            </w:r>
-            <w:r>
-              <w:rPr>
-                <w:rFonts w:hint="eastAsia"/>
-              </w:rPr>
-              <w:t>發布日期</w:t>
-            </w:r>
-            <w:r>
-              <w:rPr>
-                <w:rFonts w:hint="eastAsia"/>
-              </w:rPr>
-              <w:t>", 1, 4)</w:t>
-            </w:r>
-          </w:p>
-          <w:p>
-            <w:pPr>
-              <w:snapToGrid w:val="0"/>
               <w:spacing w:line="276" w:lineRule="auto"/>
               <w:contextualSpacing/>
-              <w:rPr>
-                <w:rFonts w:hint="eastAsia"/>
-              </w:rPr>
+            </w:pPr>
+            <w:r>
+              <w:rPr>
+                <w:rFonts w:hint="eastAsia"/>
+              </w:rPr>
+              <w:t>SELECT SUBSTR("</w:t>
+            </w:r>
+            <w:r>
+              <w:rPr>
+                <w:rFonts w:hint="eastAsia"/>
+              </w:rPr>
+              <w:t>發布日期</w:t>
+            </w:r>
+            <w:r>
+              <w:rPr>
+                <w:rFonts w:hint="eastAsia"/>
+              </w:rPr>
+              <w:t>", 1, 4) AS "</w:t>
+            </w:r>
+            <w:r>
+              <w:rPr>
+                <w:rFonts w:hint="eastAsia"/>
+              </w:rPr>
+              <w:t>發布年份</w:t>
+            </w:r>
+            <w:r>
+              <w:rPr>
+                <w:rFonts w:hint="eastAsia"/>
+              </w:rPr>
+              <w:t>",</w:t>
+            </w:r>
+          </w:p>
+          <w:p>
+            <w:pPr>
+              <w:snapToGrid w:val="0"/>
+              <w:spacing w:line="276" w:lineRule="auto"/>
+              <w:contextualSpacing/>
+            </w:pPr>
+            <w:r>
+              <w:rPr>
+                <w:rFonts w:hint="eastAsia"/>
+              </w:rPr>
+              <w:t xml:space="preserve">       ROUND(SUM(CAST(REPLACE("</w:t>
+            </w:r>
+            <w:r>
+              <w:rPr>
+                <w:rFonts w:hint="eastAsia"/>
+              </w:rPr>
+              <w:t>按讚數</w:t>
+            </w:r>
+            <w:r>
+              <w:rPr>
+                <w:rFonts w:hint="eastAsia"/>
+              </w:rPr>
+              <w:t>", ',', '') AS INTEGER)), 0) AS "</w:t>
+            </w:r>
+            <w:r>
+              <w:rPr>
+                <w:rFonts w:hint="eastAsia"/>
+              </w:rPr>
+              <w:t>總按讚數</w:t>
+            </w:r>
+            <w:r>
+              <w:rPr>
+                <w:rFonts w:hint="eastAsia"/>
+              </w:rPr>
+              <w:t>",</w:t>
+            </w:r>
+          </w:p>
+          <w:p>
+            <w:pPr>
+              <w:snapToGrid w:val="0"/>
+              <w:spacing w:line="276" w:lineRule="auto"/>
+              <w:contextualSpacing/>
+            </w:pPr>
+            <w:r>
+              <w:rPr>
+                <w:rFonts w:hint="eastAsia"/>
+              </w:rPr>
+              <w:t xml:space="preserve">       ROUND(AVG(CAST(REPLACE("</w:t>
+            </w:r>
+            <w:r>
+              <w:rPr>
+                <w:rFonts w:hint="eastAsia"/>
+              </w:rPr>
+              <w:t>按讚數</w:t>
+            </w:r>
+            <w:r>
+              <w:rPr>
+                <w:rFonts w:hint="eastAsia"/>
+              </w:rPr>
+              <w:t>", ',', '') AS INTEGER)), 0) AS "</w:t>
+            </w:r>
+            <w:r>
+              <w:rPr>
+                <w:rFonts w:hint="eastAsia"/>
+              </w:rPr>
+              <w:t>平均按讚數</w:t>
+            </w:r>
+            <w:r>
+              <w:rPr>
+                <w:rFonts w:hint="eastAsia"/>
+              </w:rPr>
+              <w:t>"</w:t>
+            </w:r>
+          </w:p>
+          <w:p>
+            <w:pPr>
+              <w:snapToGrid w:val="0"/>
+              <w:spacing w:line="276" w:lineRule="auto"/>
+              <w:contextualSpacing/>
+            </w:pPr>
+            <w:r>
+              <w:t>FROM videos</w:t>
+            </w:r>
+          </w:p>
+          <w:p>
+            <w:pPr>
+              <w:snapToGrid w:val="0"/>
+              <w:spacing w:line="276" w:lineRule="auto"/>
+              <w:contextualSpacing/>
+            </w:pPr>
+            <w:r>
+              <w:rPr>
+                <w:rFonts w:hint="eastAsia"/>
+              </w:rPr>
+              <w:t>WHERE "</w:t>
+            </w:r>
+            <w:r>
+              <w:rPr>
+                <w:rFonts w:hint="eastAsia"/>
+              </w:rPr>
+              <w:t>發布日期</w:t>
+            </w:r>
+            <w:r>
+              <w:rPr>
+                <w:rFonts w:hint="eastAsia"/>
+              </w:rPr>
+              <w:t>" IS NOT NULL</w:t>
+            </w:r>
+          </w:p>
+          <w:p>
+            <w:pPr>
+              <w:snapToGrid w:val="0"/>
+              <w:spacing w:line="276" w:lineRule="auto"/>
+              <w:contextualSpacing/>
+            </w:pPr>
+            <w:r>
+              <w:rPr>
+                <w:rFonts w:hint="eastAsia"/>
+              </w:rPr>
+              <w:t>GROUP BY SUBSTR("</w:t>
+            </w:r>
+            <w:r>
+              <w:rPr>
+                <w:rFonts w:hint="eastAsia"/>
+              </w:rPr>
+              <w:t>發布日期</w:t>
+            </w:r>
+            <w:r>
+              <w:rPr>
+                <w:rFonts w:hint="eastAsia"/>
+              </w:rPr>
+              <w:t>", 1, 4)</w:t>
+            </w:r>
+          </w:p>
+          <w:p>
+            <w:pPr>
+              <w:snapToGrid w:val="0"/>
+              <w:spacing w:line="276" w:lineRule="auto"/>
+              <w:contextualSpacing/>
             </w:pPr>
             <w:r>
               <w:rPr>
@@ -876,9 +840,6 @@
               <w:snapToGrid w:val="0"/>
               <w:spacing w:line="276" w:lineRule="auto"/>
               <w:jc w:val="center"/>
-              <w:rPr>
-                <w:rFonts w:hint="eastAsia"/>
-              </w:rPr>
             </w:pPr>
             <w:r>
               <w:rPr>
@@ -1098,7 +1059,7 @@
               <w:rPr>
                 <w:rFonts w:hint="eastAsia"/>
               </w:rPr>
-              <w:t>按讚數</w:t>
+              <w:t>留言數</w:t>
             </w:r>
             <w:r>
               <w:rPr>
@@ -1110,7 +1071,7 @@
               <w:rPr>
                 <w:rFonts w:hint="eastAsia"/>
               </w:rPr>
-              <w:t>總按讚數</w:t>
+              <w:t>總留言數</w:t>
             </w:r>
             <w:r>
               <w:rPr>
@@ -1138,7 +1099,7 @@
               <w:rPr>
                 <w:rFonts w:hint="eastAsia"/>
               </w:rPr>
-              <w:t>按讚數</w:t>
+              <w:t>留言數</w:t>
             </w:r>
             <w:r>
               <w:rPr>
@@ -1150,7 +1111,7 @@
               <w:rPr>
                 <w:rFonts w:hint="eastAsia"/>
               </w:rPr>
-              <w:t>平均按讚數</w:t>
+              <w:t>平均留言數</w:t>
             </w:r>
             <w:r>
               <w:rPr>
@@ -1319,9 +1280,6 @@
               <w:snapToGrid w:val="0"/>
               <w:spacing w:line="276" w:lineRule="auto"/>
               <w:jc w:val="center"/>
-              <w:rPr>
-                <w:rFonts w:hint="eastAsia"/>
-              </w:rPr>
             </w:pPr>
             <w:r>
               <w:rPr>
@@ -1497,241 +1455,217 @@
           <w:p>
             <w:pPr>
               <w:snapToGrid w:val="0"/>
-              <w:spacing w:after="0" w:line="276" w:lineRule="auto"/>
-              <w:contextualSpacing/>
-              <w:rPr>
-                <w:rFonts w:hint="eastAsia"/>
-              </w:rPr>
-            </w:pPr>
-            <w:r>
-              <w:rPr>
-                <w:rFonts w:hint="eastAsia"/>
-              </w:rPr>
-              <w:t>SELECT SUBSTR("</w:t>
-            </w:r>
-            <w:r>
-              <w:rPr>
-                <w:rFonts w:hint="eastAsia"/>
-              </w:rPr>
-              <w:t>發布日期</w:t>
-            </w:r>
-            <w:r>
-              <w:rPr>
-                <w:rFonts w:hint="eastAsia"/>
-              </w:rPr>
-              <w:t>", 1, 4) AS "</w:t>
-            </w:r>
-            <w:r>
-              <w:rPr>
-                <w:rFonts w:hint="eastAsia"/>
-              </w:rPr>
-              <w:t>發布年份</w:t>
-            </w:r>
-            <w:r>
-              <w:rPr>
-                <w:rFonts w:hint="eastAsia"/>
-              </w:rPr>
-              <w:t>",</w:t>
-            </w:r>
-          </w:p>
-          <w:p>
-            <w:pPr>
-              <w:snapToGrid w:val="0"/>
-              <w:spacing w:after="0" w:line="276" w:lineRule="auto"/>
-              <w:contextualSpacing/>
-              <w:rPr>
-                <w:rFonts w:hint="eastAsia"/>
-              </w:rPr>
-            </w:pPr>
-            <w:r>
-              <w:rPr>
-                <w:rFonts w:hint="eastAsia"/>
-              </w:rPr>
-              <w:t xml:space="preserve">       ROUND(SUM(CAST("</w:t>
-            </w:r>
-            <w:r>
-              <w:rPr>
-                <w:rFonts w:hint="eastAsia"/>
-              </w:rPr>
-              <w:t>觀看時數</w:t>
-            </w:r>
-          </w:p>
-          <w:p>
-            <w:pPr>
-              <w:snapToGrid w:val="0"/>
-              <w:spacing w:after="0" w:line="276" w:lineRule="auto"/>
-              <w:contextualSpacing/>
-              <w:rPr>
-                <w:rFonts w:hint="eastAsia"/>
-              </w:rPr>
-            </w:pPr>
-            <w:r>
-              <w:rPr>
-                <w:rFonts w:hint="eastAsia"/>
-              </w:rPr>
-              <w:t>(</w:t>
-            </w:r>
-            <w:r>
-              <w:rPr>
-                <w:rFonts w:hint="eastAsia"/>
-              </w:rPr>
-              <w:t>小時</w:t>
-            </w:r>
-            <w:r>
-              <w:rPr>
-                <w:rFonts w:hint="eastAsia"/>
-              </w:rPr>
-              <w:t>)" AS REAL)), 0) AS "</w:t>
-            </w:r>
-            <w:r>
-              <w:rPr>
-                <w:rFonts w:hint="eastAsia"/>
-              </w:rPr>
-              <w:t>總觀看時數</w:t>
-            </w:r>
-            <w:r>
-              <w:rPr>
-                <w:rFonts w:hint="eastAsia"/>
-              </w:rPr>
-              <w:t>",</w:t>
-            </w:r>
-          </w:p>
-          <w:p>
-            <w:pPr>
-              <w:snapToGrid w:val="0"/>
-              <w:spacing w:after="0" w:line="276" w:lineRule="auto"/>
-              <w:contextualSpacing/>
-              <w:rPr>
-                <w:rFonts w:hint="eastAsia"/>
-              </w:rPr>
-            </w:pPr>
-            <w:r>
-              <w:rPr>
-                <w:rFonts w:hint="eastAsia"/>
-              </w:rPr>
-              <w:t xml:space="preserve">       ROUND(AVG(CAST("</w:t>
-            </w:r>
-            <w:r>
-              <w:rPr>
-                <w:rFonts w:hint="eastAsia"/>
-              </w:rPr>
-              <w:t>觀看時數</w:t>
-            </w:r>
-          </w:p>
-          <w:p>
-            <w:pPr>
-              <w:snapToGrid w:val="0"/>
-              <w:spacing w:after="0" w:line="276" w:lineRule="auto"/>
-              <w:contextualSpacing/>
-              <w:rPr>
-                <w:rFonts w:hint="eastAsia"/>
-              </w:rPr>
-            </w:pPr>
-            <w:r>
-              <w:rPr>
-                <w:rFonts w:hint="eastAsia"/>
-              </w:rPr>
-              <w:t>(</w:t>
-            </w:r>
-            <w:r>
-              <w:rPr>
-                <w:rFonts w:hint="eastAsia"/>
-              </w:rPr>
-              <w:t>小時</w:t>
-            </w:r>
-            <w:r>
-              <w:rPr>
-                <w:rFonts w:hint="eastAsia"/>
-              </w:rPr>
-              <w:t>)" AS REAL)), 0) AS "</w:t>
-            </w:r>
-            <w:r>
-              <w:rPr>
-                <w:rFonts w:hint="eastAsia"/>
-              </w:rPr>
-              <w:t>平均觀看時數</w:t>
-            </w:r>
-            <w:r>
-              <w:rPr>
-                <w:rFonts w:hint="eastAsia"/>
-              </w:rPr>
-              <w:t>"</w:t>
-            </w:r>
-          </w:p>
-          <w:p>
-            <w:pPr>
-              <w:snapToGrid w:val="0"/>
-              <w:spacing w:after="0" w:line="276" w:lineRule="auto"/>
-              <w:contextualSpacing/>
-            </w:pPr>
-            <w:r>
-              <w:t>FROM videos</w:t>
-            </w:r>
-          </w:p>
-          <w:p>
-            <w:pPr>
-              <w:snapToGrid w:val="0"/>
-              <w:spacing w:after="0" w:line="276" w:lineRule="auto"/>
-              <w:contextualSpacing/>
-              <w:rPr>
-                <w:rFonts w:hint="eastAsia"/>
-              </w:rPr>
-            </w:pPr>
-            <w:r>
-              <w:rPr>
-                <w:rFonts w:hint="eastAsia"/>
-              </w:rPr>
-              <w:t>WHERE "</w:t>
-            </w:r>
-            <w:r>
-              <w:rPr>
-                <w:rFonts w:hint="eastAsia"/>
-              </w:rPr>
-              <w:t>發布日期</w:t>
-            </w:r>
-            <w:r>
-              <w:rPr>
-                <w:rFonts w:hint="eastAsia"/>
-              </w:rPr>
-              <w:t>" IS NOT NULL</w:t>
-            </w:r>
-          </w:p>
-          <w:p>
-            <w:pPr>
-              <w:snapToGrid w:val="0"/>
-              <w:spacing w:after="0" w:line="276" w:lineRule="auto"/>
-              <w:contextualSpacing/>
-              <w:rPr>
-                <w:rFonts w:hint="eastAsia"/>
-              </w:rPr>
-            </w:pPr>
-            <w:r>
-              <w:rPr>
-                <w:rFonts w:hint="eastAsia"/>
-              </w:rPr>
-              <w:t>GROUP BY SUBSTR("</w:t>
-            </w:r>
-            <w:r>
-              <w:rPr>
-                <w:rFonts w:hint="eastAsia"/>
-              </w:rPr>
-              <w:t>發布日期</w:t>
-            </w:r>
-            <w:r>
-              <w:rPr>
-                <w:rFonts w:hint="eastAsia"/>
-              </w:rPr>
-              <w:t>", 1, 4)</w:t>
-            </w:r>
-          </w:p>
-          <w:p>
-            <w:pPr>
-              <w:snapToGrid w:val="0"/>
               <w:spacing w:line="276" w:lineRule="auto"/>
               <w:contextualSpacing/>
-              <w:rPr>
-                <w:rFonts w:hint="eastAsia"/>
-              </w:rPr>
+            </w:pPr>
+            <w:r>
+              <w:rPr>
+                <w:rFonts w:hint="eastAsia"/>
+              </w:rPr>
+              <w:t>SELECT SUBSTR("</w:t>
+            </w:r>
+            <w:r>
+              <w:rPr>
+                <w:rFonts w:hint="eastAsia"/>
+              </w:rPr>
+              <w:t>發布日期</w:t>
+            </w:r>
+            <w:r>
+              <w:rPr>
+                <w:rFonts w:hint="eastAsia"/>
+              </w:rPr>
+              <w:t>", 1, 4) AS "</w:t>
+            </w:r>
+            <w:r>
+              <w:rPr>
+                <w:rFonts w:hint="eastAsia"/>
+              </w:rPr>
+              <w:t>發布年份</w:t>
+            </w:r>
+            <w:r>
+              <w:rPr>
+                <w:rFonts w:hint="eastAsia"/>
+              </w:rPr>
+              <w:t>",</w:t>
+            </w:r>
+          </w:p>
+          <w:p>
+            <w:pPr>
+              <w:snapToGrid w:val="0"/>
+              <w:spacing w:line="276" w:lineRule="auto"/>
+              <w:contextualSpacing/>
+            </w:pPr>
+            <w:r>
+              <w:rPr>
+                <w:rFonts w:hint="eastAsia"/>
+              </w:rPr>
+              <w:t xml:space="preserve">       ROUND(SUM(CAST("</w:t>
+            </w:r>
+            <w:r>
+              <w:rPr>
+                <w:rFonts w:hint="eastAsia"/>
+              </w:rPr>
+              <w:t>觀看時數</w:t>
+            </w:r>
+          </w:p>
+          <w:p>
+            <w:pPr>
+              <w:snapToGrid w:val="0"/>
+              <w:spacing w:line="276" w:lineRule="auto"/>
+              <w:contextualSpacing/>
+            </w:pPr>
+            <w:r>
+              <w:rPr>
+                <w:rFonts w:hint="eastAsia"/>
+              </w:rPr>
+              <w:t>(</w:t>
+            </w:r>
+            <w:r>
+              <w:rPr>
+                <w:rFonts w:hint="eastAsia"/>
+              </w:rPr>
+              <w:t>小時</w:t>
+            </w:r>
+            <w:r>
+              <w:rPr>
+                <w:rFonts w:hint="eastAsia"/>
+              </w:rPr>
+              <w:t>)" AS REAL)), 0) AS "</w:t>
+            </w:r>
+            <w:r>
+              <w:rPr>
+                <w:rFonts w:hint="eastAsia"/>
+              </w:rPr>
+              <w:t>總觀看時數</w:t>
+            </w:r>
+            <w:r>
+              <w:rPr>
+                <w:rFonts w:hint="eastAsia"/>
+              </w:rPr>
+              <w:t>",</w:t>
+            </w:r>
+          </w:p>
+          <w:p>
+            <w:pPr>
+              <w:snapToGrid w:val="0"/>
+              <w:spacing w:line="276" w:lineRule="auto"/>
+              <w:contextualSpacing/>
+            </w:pPr>
+            <w:r>
+              <w:rPr>
+                <w:rFonts w:hint="eastAsia"/>
+              </w:rPr>
+              <w:t xml:space="preserve">       ROUND(AVG(CAST("</w:t>
+            </w:r>
+            <w:r>
+              <w:rPr>
+                <w:rFonts w:hint="eastAsia"/>
+              </w:rPr>
+              <w:t>觀看時數</w:t>
+            </w:r>
+          </w:p>
+          <w:p>
+            <w:pPr>
+              <w:snapToGrid w:val="0"/>
+              <w:spacing w:line="276" w:lineRule="auto"/>
+              <w:contextualSpacing/>
+            </w:pPr>
+            <w:r>
+              <w:rPr>
+                <w:rFonts w:hint="eastAsia"/>
+              </w:rPr>
+              <w:t>(</w:t>
+            </w:r>
+            <w:r>
+              <w:rPr>
+                <w:rFonts w:hint="eastAsia"/>
+              </w:rPr>
+              <w:t>小時</w:t>
+            </w:r>
+            <w:r>
+              <w:rPr>
+                <w:rFonts w:hint="eastAsia"/>
+              </w:rPr>
+              <w:t>)" AS REAL)), 0) AS "</w:t>
+            </w:r>
+            <w:r>
+              <w:rPr>
+                <w:rFonts w:hint="eastAsia"/>
+              </w:rPr>
+              <w:t>平均觀看時數</w:t>
+            </w:r>
+            <w:r>
+              <w:rPr>
+                <w:rFonts w:hint="eastAsia"/>
+              </w:rPr>
+              <w:t>"</w:t>
+            </w:r>
+          </w:p>
+          <w:p>
+            <w:pPr>
+              <w:snapToGrid w:val="0"/>
+              <w:spacing w:line="276" w:lineRule="auto"/>
+              <w:contextualSpacing/>
+            </w:pPr>
+            <w:r>
+              <w:t>FROM videos</w:t>
+            </w:r>
+          </w:p>
+          <w:p>
+            <w:pPr>
+              <w:snapToGrid w:val="0"/>
+              <w:spacing w:line="276" w:lineRule="auto"/>
+              <w:contextualSpacing/>
+            </w:pPr>
+            <w:r>
+              <w:rPr>
+                <w:rFonts w:hint="eastAsia"/>
+              </w:rPr>
+              <w:t>WHERE "</w:t>
+            </w:r>
+            <w:r>
+              <w:rPr>
+                <w:rFonts w:hint="eastAsia"/>
+              </w:rPr>
+              <w:t>發布日期</w:t>
+            </w:r>
+            <w:r>
+              <w:rPr>
+                <w:rFonts w:hint="eastAsia"/>
+              </w:rPr>
+              <w:t>" IS NOT NULL</w:t>
+            </w:r>
+          </w:p>
+          <w:p>
+            <w:pPr>
+              <w:snapToGrid w:val="0"/>
+              <w:spacing w:line="276" w:lineRule="auto"/>
+              <w:contextualSpacing/>
+            </w:pPr>
+            <w:r>
+              <w:rPr>
+                <w:rFonts w:hint="eastAsia"/>
+              </w:rPr>
+              <w:t>GROUP BY SUBSTR("</w:t>
+            </w:r>
+            <w:r>
+              <w:rPr>
+                <w:rFonts w:hint="eastAsia"/>
+              </w:rPr>
+              <w:t>發布日期</w:t>
+            </w:r>
+            <w:r>
+              <w:rPr>
+                <w:rFonts w:hint="eastAsia"/>
+              </w:rPr>
+              <w:t>", 1, 4)</w:t>
+            </w:r>
+          </w:p>
+          <w:p>
+            <w:pPr>
+              <w:snapToGrid w:val="0"/>
+              <w:spacing w:line="276" w:lineRule="auto"/>
+              <w:contextualSpacing/>
             </w:pPr>
             <w:r>
               <w:rPr>
@@ -1818,9 +1752,6 @@
               <w:snapToGrid w:val="0"/>
               <w:spacing w:line="276" w:lineRule="auto"/>
               <w:jc w:val="center"/>
-              <w:rPr>
-                <w:rFonts w:hint="eastAsia"/>
-              </w:rPr>
             </w:pPr>
             <w:r>
               <w:rPr>
@@ -1987,13 +1918,7 @@
         <w:rPr>
           <w:rFonts w:hint="eastAsia"/>
         </w:rPr>
-        <w:t>月後發片頻率</w:t>
-      </w:r>
-      <w:r>
-        <w:rPr>
-          <w:rFonts w:hint="eastAsia"/>
-        </w:rPr>
-        <w:t>降低，因此</w:t>
+        <w:t>月後發片頻率降低，因此</w:t>
       </w:r>
       <w:r>
         <w:rPr>
@@ -2027,10 +1952,7 @@
       </w:pPr>
       <w:r>
         <w:lastRenderedPageBreak/>
-        <w:t>5</w:t>
-      </w:r>
-      <w:r>
-        <w:t>.</w:t>
+        <w:t>5.</w:t>
       </w:r>
       <w:r>
         <w:t xml:space="preserve"> </w:t>
@@ -2071,253 +1993,229 @@
           <w:p>
             <w:pPr>
               <w:snapToGrid w:val="0"/>
-              <w:spacing w:after="0" w:line="276" w:lineRule="auto"/>
-              <w:contextualSpacing/>
-              <w:rPr>
-                <w:rFonts w:hint="eastAsia"/>
-              </w:rPr>
-            </w:pPr>
-            <w:r>
-              <w:rPr>
-                <w:rFonts w:hint="eastAsia"/>
-              </w:rPr>
-              <w:t>SELECT SUBSTR("</w:t>
-            </w:r>
-            <w:r>
-              <w:rPr>
-                <w:rFonts w:hint="eastAsia"/>
-              </w:rPr>
-              <w:t>發布日期</w:t>
-            </w:r>
-            <w:r>
-              <w:rPr>
-                <w:rFonts w:hint="eastAsia"/>
-              </w:rPr>
-              <w:t>", 1, 4) AS "</w:t>
-            </w:r>
-            <w:r>
-              <w:rPr>
-                <w:rFonts w:hint="eastAsia"/>
-              </w:rPr>
-              <w:t>發布年份</w:t>
-            </w:r>
-            <w:r>
-              <w:rPr>
-                <w:rFonts w:hint="eastAsia"/>
-              </w:rPr>
-              <w:t>",</w:t>
-            </w:r>
-          </w:p>
-          <w:p>
-            <w:pPr>
-              <w:snapToGrid w:val="0"/>
-              <w:spacing w:after="0" w:line="276" w:lineRule="auto"/>
-              <w:contextualSpacing/>
-              <w:rPr>
-                <w:rFonts w:hint="eastAsia"/>
-              </w:rPr>
-            </w:pPr>
-            <w:r>
-              <w:rPr>
-                <w:rFonts w:hint="eastAsia"/>
-              </w:rPr>
-              <w:t xml:space="preserve">       ROUND(SUM(CAST(REPLACE("</w:t>
-            </w:r>
-            <w:r>
-              <w:rPr>
-                <w:rFonts w:hint="eastAsia"/>
-              </w:rPr>
-              <w:t>曝光次數</w:t>
-            </w:r>
-            <w:r>
-              <w:rPr>
-                <w:rFonts w:hint="eastAsia"/>
-              </w:rPr>
-              <w:t>", ',', '') AS INTEGER)), 0) AS "</w:t>
-            </w:r>
-            <w:r>
-              <w:rPr>
-                <w:rFonts w:hint="eastAsia"/>
-              </w:rPr>
-              <w:t>總曝光次數</w:t>
-            </w:r>
-            <w:r>
-              <w:rPr>
-                <w:rFonts w:hint="eastAsia"/>
-              </w:rPr>
-              <w:t>",</w:t>
-            </w:r>
-          </w:p>
-          <w:p>
-            <w:pPr>
-              <w:snapToGrid w:val="0"/>
-              <w:spacing w:after="0" w:line="276" w:lineRule="auto"/>
-              <w:contextualSpacing/>
-              <w:rPr>
-                <w:rFonts w:hint="eastAsia"/>
-              </w:rPr>
-            </w:pPr>
-            <w:r>
-              <w:rPr>
-                <w:rFonts w:hint="eastAsia"/>
-              </w:rPr>
-              <w:t xml:space="preserve">       ROUND(AVG(CAST(REPLACE("</w:t>
-            </w:r>
-            <w:r>
-              <w:rPr>
-                <w:rFonts w:hint="eastAsia"/>
-              </w:rPr>
-              <w:t>曝光次數</w:t>
-            </w:r>
-            <w:r>
-              <w:rPr>
-                <w:rFonts w:hint="eastAsia"/>
-              </w:rPr>
-              <w:t>", ',', '') AS INTEGER)), 0) AS "</w:t>
-            </w:r>
-            <w:r>
-              <w:rPr>
-                <w:rFonts w:hint="eastAsia"/>
-              </w:rPr>
-              <w:t>平均曝光次數</w:t>
-            </w:r>
-            <w:r>
-              <w:rPr>
-                <w:rFonts w:hint="eastAsia"/>
-              </w:rPr>
-              <w:t>",</w:t>
-            </w:r>
-          </w:p>
-          <w:p>
-            <w:pPr>
-              <w:snapToGrid w:val="0"/>
-              <w:spacing w:after="0" w:line="276" w:lineRule="auto"/>
-              <w:contextualSpacing/>
-              <w:rPr>
-                <w:rFonts w:hint="eastAsia"/>
-              </w:rPr>
-            </w:pPr>
-            <w:r>
-              <w:rPr>
-                <w:rFonts w:hint="eastAsia"/>
-              </w:rPr>
-              <w:t xml:space="preserve">       ROUND(AVG(CAST(REPLACE("</w:t>
-            </w:r>
-            <w:r>
-              <w:rPr>
-                <w:rFonts w:hint="eastAsia"/>
-              </w:rPr>
-              <w:t>曝光點</w:t>
-            </w:r>
-          </w:p>
-          <w:p>
-            <w:pPr>
-              <w:snapToGrid w:val="0"/>
-              <w:spacing w:after="0" w:line="276" w:lineRule="auto"/>
-              <w:contextualSpacing/>
-              <w:rPr>
-                <w:rFonts w:hint="eastAsia"/>
-              </w:rPr>
-            </w:pPr>
-            <w:r>
-              <w:rPr>
-                <w:rFonts w:hint="eastAsia"/>
-              </w:rPr>
-              <w:t>閱率</w:t>
-            </w:r>
-            <w:r>
-              <w:rPr>
-                <w:rFonts w:hint="eastAsia"/>
-              </w:rPr>
-              <w:t>(%)", '%', '') AS REAL)), 2) AS "</w:t>
-            </w:r>
-            <w:r>
-              <w:rPr>
-                <w:rFonts w:hint="eastAsia"/>
-              </w:rPr>
-              <w:t>平均曝光率</w:t>
-            </w:r>
-            <w:r>
-              <w:rPr>
-                <w:rFonts w:hint="eastAsia"/>
-              </w:rPr>
-              <w:t>(%)"</w:t>
-            </w:r>
-          </w:p>
-          <w:p>
-            <w:pPr>
-              <w:snapToGrid w:val="0"/>
-              <w:spacing w:after="0" w:line="276" w:lineRule="auto"/>
-              <w:contextualSpacing/>
-            </w:pPr>
-            <w:r>
-              <w:t>FROM videos</w:t>
-            </w:r>
-          </w:p>
-          <w:p>
-            <w:pPr>
-              <w:snapToGrid w:val="0"/>
-              <w:spacing w:after="0" w:line="276" w:lineRule="auto"/>
-              <w:contextualSpacing/>
-              <w:rPr>
-                <w:rFonts w:hint="eastAsia"/>
-              </w:rPr>
-            </w:pPr>
-            <w:r>
-              <w:rPr>
-                <w:rFonts w:hint="eastAsia"/>
-              </w:rPr>
-              <w:t>WHERE "</w:t>
-            </w:r>
-            <w:r>
-              <w:rPr>
-                <w:rFonts w:hint="eastAsia"/>
-              </w:rPr>
-              <w:t>發布日期</w:t>
-            </w:r>
-            <w:r>
-              <w:rPr>
-                <w:rFonts w:hint="eastAsia"/>
-              </w:rPr>
-              <w:t>" IS NOT NULL</w:t>
-            </w:r>
-          </w:p>
-          <w:p>
-            <w:pPr>
-              <w:snapToGrid w:val="0"/>
-              <w:spacing w:after="0" w:line="276" w:lineRule="auto"/>
-              <w:contextualSpacing/>
-              <w:rPr>
-                <w:rFonts w:hint="eastAsia"/>
-              </w:rPr>
-            </w:pPr>
-            <w:r>
-              <w:rPr>
-                <w:rFonts w:hint="eastAsia"/>
-              </w:rPr>
-              <w:t>GROUP BY SUBSTR("</w:t>
-            </w:r>
-            <w:r>
-              <w:rPr>
-                <w:rFonts w:hint="eastAsia"/>
-              </w:rPr>
-              <w:t>發布日期</w:t>
-            </w:r>
-            <w:r>
-              <w:rPr>
-                <w:rFonts w:hint="eastAsia"/>
-              </w:rPr>
-              <w:t>", 1, 4)</w:t>
-            </w:r>
-          </w:p>
-          <w:p>
-            <w:pPr>
-              <w:snapToGrid w:val="0"/>
               <w:spacing w:line="276" w:lineRule="auto"/>
               <w:contextualSpacing/>
-              <w:rPr>
-                <w:rFonts w:hint="eastAsia"/>
-              </w:rPr>
+            </w:pPr>
+            <w:r>
+              <w:rPr>
+                <w:rFonts w:hint="eastAsia"/>
+              </w:rPr>
+              <w:t>SELECT SUBSTR("</w:t>
+            </w:r>
+            <w:r>
+              <w:rPr>
+                <w:rFonts w:hint="eastAsia"/>
+              </w:rPr>
+              <w:t>發布日期</w:t>
+            </w:r>
+            <w:r>
+              <w:rPr>
+                <w:rFonts w:hint="eastAsia"/>
+              </w:rPr>
+              <w:t>", 1, 4) AS "</w:t>
+            </w:r>
+            <w:r>
+              <w:rPr>
+                <w:rFonts w:hint="eastAsia"/>
+              </w:rPr>
+              <w:t>發布年份</w:t>
+            </w:r>
+            <w:r>
+              <w:rPr>
+                <w:rFonts w:hint="eastAsia"/>
+              </w:rPr>
+              <w:t>",</w:t>
+            </w:r>
+          </w:p>
+          <w:p>
+            <w:pPr>
+              <w:snapToGrid w:val="0"/>
+              <w:spacing w:line="276" w:lineRule="auto"/>
+              <w:contextualSpacing/>
+            </w:pPr>
+            <w:r>
+              <w:rPr>
+                <w:rFonts w:hint="eastAsia"/>
+              </w:rPr>
+              <w:t xml:space="preserve">       ROUND(SUM(CAST(REPLACE("</w:t>
+            </w:r>
+            <w:r>
+              <w:rPr>
+                <w:rFonts w:hint="eastAsia"/>
+              </w:rPr>
+              <w:t>曝光次數</w:t>
+            </w:r>
+            <w:r>
+              <w:rPr>
+                <w:rFonts w:hint="eastAsia"/>
+              </w:rPr>
+              <w:t>", ',', '') AS INTEGER)), 0) AS "</w:t>
+            </w:r>
+            <w:r>
+              <w:rPr>
+                <w:rFonts w:hint="eastAsia"/>
+              </w:rPr>
+              <w:t>總曝光次數</w:t>
+            </w:r>
+            <w:r>
+              <w:rPr>
+                <w:rFonts w:hint="eastAsia"/>
+              </w:rPr>
+              <w:t>",</w:t>
+            </w:r>
+          </w:p>
+          <w:p>
+            <w:pPr>
+              <w:snapToGrid w:val="0"/>
+              <w:spacing w:line="276" w:lineRule="auto"/>
+              <w:contextualSpacing/>
+            </w:pPr>
+            <w:r>
+              <w:rPr>
+                <w:rFonts w:hint="eastAsia"/>
+              </w:rPr>
+              <w:t xml:space="preserve">       ROUND(AVG(CAST(REPLACE("</w:t>
+            </w:r>
+            <w:r>
+              <w:rPr>
+                <w:rFonts w:hint="eastAsia"/>
+              </w:rPr>
+              <w:t>曝光次數</w:t>
+            </w:r>
+            <w:r>
+              <w:rPr>
+                <w:rFonts w:hint="eastAsia"/>
+              </w:rPr>
+              <w:t>", ',', '') AS INTEGER)), 0) AS "</w:t>
+            </w:r>
+            <w:r>
+              <w:rPr>
+                <w:rFonts w:hint="eastAsia"/>
+              </w:rPr>
+              <w:t>平均曝光次數</w:t>
+            </w:r>
+            <w:r>
+              <w:rPr>
+                <w:rFonts w:hint="eastAsia"/>
+              </w:rPr>
+              <w:t>",</w:t>
+            </w:r>
+          </w:p>
+          <w:p>
+            <w:pPr>
+              <w:snapToGrid w:val="0"/>
+              <w:spacing w:line="276" w:lineRule="auto"/>
+              <w:contextualSpacing/>
+            </w:pPr>
+            <w:r>
+              <w:rPr>
+                <w:rFonts w:hint="eastAsia"/>
+              </w:rPr>
+              <w:t xml:space="preserve">       ROUND(AVG(CAST(REPLACE("</w:t>
+            </w:r>
+            <w:r>
+              <w:rPr>
+                <w:rFonts w:hint="eastAsia"/>
+              </w:rPr>
+              <w:t>曝光點</w:t>
+            </w:r>
+          </w:p>
+          <w:p>
+            <w:pPr>
+              <w:snapToGrid w:val="0"/>
+              <w:spacing w:line="276" w:lineRule="auto"/>
+              <w:contextualSpacing/>
+            </w:pPr>
+            <w:r>
+              <w:rPr>
+                <w:rFonts w:hint="eastAsia"/>
+              </w:rPr>
+              <w:t>閱率</w:t>
+            </w:r>
+            <w:r>
+              <w:rPr>
+                <w:rFonts w:hint="eastAsia"/>
+              </w:rPr>
+              <w:t>(%)", '%', '') AS REAL)), 2) AS "</w:t>
+            </w:r>
+            <w:r>
+              <w:rPr>
+                <w:rFonts w:hint="eastAsia"/>
+              </w:rPr>
+              <w:t>平均曝光率</w:t>
+            </w:r>
+            <w:r>
+              <w:rPr>
+                <w:rFonts w:hint="eastAsia"/>
+              </w:rPr>
+              <w:t>(%)"</w:t>
+            </w:r>
+          </w:p>
+          <w:p>
+            <w:pPr>
+              <w:snapToGrid w:val="0"/>
+              <w:spacing w:line="276" w:lineRule="auto"/>
+              <w:contextualSpacing/>
+            </w:pPr>
+            <w:r>
+              <w:t>FROM videos</w:t>
+            </w:r>
+          </w:p>
+          <w:p>
+            <w:pPr>
+              <w:snapToGrid w:val="0"/>
+              <w:spacing w:line="276" w:lineRule="auto"/>
+              <w:contextualSpacing/>
+            </w:pPr>
+            <w:r>
+              <w:rPr>
+                <w:rFonts w:hint="eastAsia"/>
+              </w:rPr>
+              <w:t>WHERE "</w:t>
+            </w:r>
+            <w:r>
+              <w:rPr>
+                <w:rFonts w:hint="eastAsia"/>
+              </w:rPr>
+              <w:t>發布日期</w:t>
+            </w:r>
+            <w:r>
+              <w:rPr>
+                <w:rFonts w:hint="eastAsia"/>
+              </w:rPr>
+              <w:t>" IS NOT NULL</w:t>
+            </w:r>
+          </w:p>
+          <w:p>
+            <w:pPr>
+              <w:snapToGrid w:val="0"/>
+              <w:spacing w:line="276" w:lineRule="auto"/>
+              <w:contextualSpacing/>
+            </w:pPr>
+            <w:r>
+              <w:rPr>
+                <w:rFonts w:hint="eastAsia"/>
+              </w:rPr>
+              <w:t>GROUP BY SUBSTR("</w:t>
+            </w:r>
+            <w:r>
+              <w:rPr>
+                <w:rFonts w:hint="eastAsia"/>
+              </w:rPr>
+              <w:t>發布日期</w:t>
+            </w:r>
+            <w:r>
+              <w:rPr>
+                <w:rFonts w:hint="eastAsia"/>
+              </w:rPr>
+              <w:t>", 1, 4)</w:t>
+            </w:r>
+          </w:p>
+          <w:p>
+            <w:pPr>
+              <w:snapToGrid w:val="0"/>
+              <w:spacing w:line="276" w:lineRule="auto"/>
+              <w:contextualSpacing/>
             </w:pPr>
             <w:r>
               <w:rPr>
@@ -2346,9 +2244,6 @@
         <w:snapToGrid w:val="0"/>
         <w:spacing w:after="0" w:line="276" w:lineRule="auto"/>
         <w:contextualSpacing/>
-        <w:rPr>
-          <w:rFonts w:hint="eastAsia"/>
-        </w:rPr>
       </w:pPr>
       <w:r>
         <w:rPr>
@@ -2420,9 +2315,6 @@
         </w:numPr>
         <w:snapToGrid w:val="0"/>
         <w:spacing w:after="0" w:line="276" w:lineRule="auto"/>
-        <w:rPr>
-          <w:rFonts w:hint="eastAsia"/>
-        </w:rPr>
       </w:pPr>
       <w:r>
         <w:rPr>
@@ -2480,9 +2372,6 @@
               <w:snapToGrid w:val="0"/>
               <w:spacing w:line="276" w:lineRule="auto"/>
               <w:jc w:val="center"/>
-              <w:rPr>
-                <w:rFonts w:hint="eastAsia"/>
-              </w:rPr>
             </w:pPr>
             <w:r>
               <w:rPr>
@@ -2539,9 +2428,6 @@
       <w:pPr>
         <w:snapToGrid w:val="0"/>
         <w:spacing w:after="0" w:line="276" w:lineRule="auto"/>
-        <w:rPr>
-          <w:rFonts w:hint="eastAsia"/>
-        </w:rPr>
       </w:pPr>
       <w:r>
         <w:rPr>
@@ -2614,9 +2500,6 @@
       <w:pPr>
         <w:snapToGrid w:val="0"/>
         <w:spacing w:after="0" w:line="276" w:lineRule="auto"/>
-        <w:rPr>
-          <w:rFonts w:hint="eastAsia"/>
-        </w:rPr>
       </w:pPr>
       <w:r>
         <w:rPr>
@@ -2632,6 +2515,917 @@
           <w:rFonts w:hint="eastAsia"/>
         </w:rPr>
         <w:t>年的數據，因為該年份尚未結束，樣本數不足，平均數字容易受極端值影響。</w:t>
+      </w:r>
+    </w:p>
+    <w:p>
+      <w:pPr>
+        <w:widowControl/>
+      </w:pPr>
+      <w:r>
+        <w:br w:type="page"/>
+      </w:r>
+    </w:p>
+    <w:p>
+      <w:pPr>
+        <w:snapToGrid w:val="0"/>
+        <w:spacing w:after="0" w:line="276" w:lineRule="auto"/>
+      </w:pPr>
+      <w:r>
+        <w:rPr>
+          <w:rFonts w:hint="eastAsia"/>
+        </w:rPr>
+        <w:lastRenderedPageBreak/>
+        <w:t>問題探討：曝光率越高是否表示曝光次數越高？兩者數據的相關性為何？</w:t>
+      </w:r>
+    </w:p>
+    <w:p>
+      <w:pPr>
+        <w:snapToGrid w:val="0"/>
+        <w:spacing w:after="0" w:line="276" w:lineRule="auto"/>
+      </w:pPr>
+      <w:r>
+        <w:rPr>
+          <w:rFonts w:hint="eastAsia"/>
+        </w:rPr>
+        <w:t>以「曝光次數」排序的資料（取前</w:t>
+      </w:r>
+      <w:r>
+        <w:rPr>
+          <w:rFonts w:hint="eastAsia"/>
+        </w:rPr>
+        <w:t>4</w:t>
+      </w:r>
+      <w:r>
+        <w:t>0</w:t>
+      </w:r>
+      <w:r>
+        <w:rPr>
+          <w:rFonts w:hint="eastAsia"/>
+        </w:rPr>
+        <w:t>名）</w:t>
+      </w:r>
+    </w:p>
+    <w:tbl>
+      <w:tblPr>
+        <w:tblStyle w:val="ae"/>
+        <w:tblW w:w="0" w:type="auto"/>
+        <w:tblLook w:val="04A0" w:firstRow="1" w:lastRow="0" w:firstColumn="1" w:lastColumn="0" w:noHBand="0" w:noVBand="1"/>
+      </w:tblPr>
+      <w:tblGrid>
+        <w:gridCol w:w="10456"/>
+      </w:tblGrid>
+      <w:tr>
+        <w:tc>
+          <w:tcPr>
+            <w:tcW w:w="10456" w:type="dxa"/>
+          </w:tcPr>
+          <w:p>
+            <w:pPr>
+              <w:snapToGrid w:val="0"/>
+              <w:spacing w:after="0" w:line="276" w:lineRule="auto"/>
+              <w:rPr>
+                <w:rFonts w:hint="eastAsia"/>
+              </w:rPr>
+            </w:pPr>
+            <w:r>
+              <w:rPr>
+                <w:rFonts w:hint="eastAsia"/>
+              </w:rPr>
+              <w:t>SELECT "</w:t>
+            </w:r>
+            <w:r>
+              <w:rPr>
+                <w:rFonts w:hint="eastAsia"/>
+              </w:rPr>
+              <w:t>影片標題</w:t>
+            </w:r>
+            <w:r>
+              <w:rPr>
+                <w:rFonts w:hint="eastAsia"/>
+              </w:rPr>
+              <w:t>",</w:t>
+            </w:r>
+          </w:p>
+          <w:p>
+            <w:pPr>
+              <w:snapToGrid w:val="0"/>
+              <w:spacing w:after="0" w:line="276" w:lineRule="auto"/>
+              <w:rPr>
+                <w:rFonts w:hint="eastAsia"/>
+              </w:rPr>
+            </w:pPr>
+            <w:r>
+              <w:rPr>
+                <w:rFonts w:hint="eastAsia"/>
+              </w:rPr>
+              <w:t xml:space="preserve">       CAST(REPLACE("</w:t>
+            </w:r>
+            <w:r>
+              <w:rPr>
+                <w:rFonts w:hint="eastAsia"/>
+              </w:rPr>
+              <w:t>曝光次數</w:t>
+            </w:r>
+            <w:r>
+              <w:rPr>
+                <w:rFonts w:hint="eastAsia"/>
+              </w:rPr>
+              <w:t>", ',', '') AS INTEGER) AS "</w:t>
+            </w:r>
+            <w:r>
+              <w:rPr>
+                <w:rFonts w:hint="eastAsia"/>
+              </w:rPr>
+              <w:t>曝光次數</w:t>
+            </w:r>
+            <w:r>
+              <w:rPr>
+                <w:rFonts w:hint="eastAsia"/>
+              </w:rPr>
+              <w:t>",</w:t>
+            </w:r>
+          </w:p>
+          <w:p>
+            <w:pPr>
+              <w:snapToGrid w:val="0"/>
+              <w:spacing w:after="0" w:line="276" w:lineRule="auto"/>
+              <w:rPr>
+                <w:rFonts w:hint="eastAsia"/>
+              </w:rPr>
+            </w:pPr>
+            <w:r>
+              <w:rPr>
+                <w:rFonts w:hint="eastAsia"/>
+              </w:rPr>
+              <w:t xml:space="preserve">       CAST(REPLACE("</w:t>
+            </w:r>
+            <w:r>
+              <w:rPr>
+                <w:rFonts w:hint="eastAsia"/>
+              </w:rPr>
+              <w:t>曝光點</w:t>
+            </w:r>
+          </w:p>
+          <w:p>
+            <w:pPr>
+              <w:snapToGrid w:val="0"/>
+              <w:spacing w:after="0" w:line="276" w:lineRule="auto"/>
+              <w:rPr>
+                <w:rFonts w:hint="eastAsia"/>
+              </w:rPr>
+            </w:pPr>
+            <w:r>
+              <w:rPr>
+                <w:rFonts w:hint="eastAsia"/>
+              </w:rPr>
+              <w:t>閱率</w:t>
+            </w:r>
+            <w:r>
+              <w:rPr>
+                <w:rFonts w:hint="eastAsia"/>
+              </w:rPr>
+              <w:t>(%)", '%', '') AS REAL) AS "</w:t>
+            </w:r>
+            <w:r>
+              <w:rPr>
+                <w:rFonts w:hint="eastAsia"/>
+              </w:rPr>
+              <w:t>曝光率</w:t>
+            </w:r>
+            <w:r>
+              <w:rPr>
+                <w:rFonts w:hint="eastAsia"/>
+              </w:rPr>
+              <w:t>(%)"</w:t>
+            </w:r>
+          </w:p>
+          <w:p>
+            <w:pPr>
+              <w:snapToGrid w:val="0"/>
+              <w:spacing w:after="0" w:line="276" w:lineRule="auto"/>
+            </w:pPr>
+            <w:r>
+              <w:t>FROM videos</w:t>
+            </w:r>
+          </w:p>
+          <w:p>
+            <w:pPr>
+              <w:snapToGrid w:val="0"/>
+              <w:spacing w:after="0" w:line="276" w:lineRule="auto"/>
+              <w:rPr>
+                <w:rFonts w:hint="eastAsia"/>
+              </w:rPr>
+            </w:pPr>
+            <w:r>
+              <w:rPr>
+                <w:rFonts w:hint="eastAsia"/>
+              </w:rPr>
+              <w:t>WHERE "</w:t>
+            </w:r>
+            <w:r>
+              <w:rPr>
+                <w:rFonts w:hint="eastAsia"/>
+              </w:rPr>
+              <w:t>曝光次數</w:t>
+            </w:r>
+            <w:r>
+              <w:rPr>
+                <w:rFonts w:hint="eastAsia"/>
+              </w:rPr>
+              <w:t>" IS NOT NULL</w:t>
+            </w:r>
+          </w:p>
+          <w:p>
+            <w:pPr>
+              <w:snapToGrid w:val="0"/>
+              <w:spacing w:after="0" w:line="276" w:lineRule="auto"/>
+              <w:rPr>
+                <w:rFonts w:hint="eastAsia"/>
+              </w:rPr>
+            </w:pPr>
+            <w:r>
+              <w:rPr>
+                <w:rFonts w:hint="eastAsia"/>
+              </w:rPr>
+              <w:t xml:space="preserve">  AND "</w:t>
+            </w:r>
+            <w:r>
+              <w:rPr>
+                <w:rFonts w:hint="eastAsia"/>
+              </w:rPr>
+              <w:t>曝光點</w:t>
+            </w:r>
+          </w:p>
+          <w:p>
+            <w:pPr>
+              <w:snapToGrid w:val="0"/>
+              <w:spacing w:after="0" w:line="276" w:lineRule="auto"/>
+              <w:rPr>
+                <w:rFonts w:hint="eastAsia"/>
+              </w:rPr>
+            </w:pPr>
+            <w:r>
+              <w:rPr>
+                <w:rFonts w:hint="eastAsia"/>
+              </w:rPr>
+              <w:t>閱率</w:t>
+            </w:r>
+            <w:r>
+              <w:rPr>
+                <w:rFonts w:hint="eastAsia"/>
+              </w:rPr>
+              <w:t>(%)" IS NOT NULL</w:t>
+            </w:r>
+          </w:p>
+          <w:p>
+            <w:pPr>
+              <w:snapToGrid w:val="0"/>
+              <w:spacing w:line="276" w:lineRule="auto"/>
+              <w:rPr>
+                <w:rFonts w:hint="eastAsia"/>
+              </w:rPr>
+            </w:pPr>
+            <w:r>
+              <w:rPr>
+                <w:rFonts w:hint="eastAsia"/>
+              </w:rPr>
+              <w:t>ORDER BY "</w:t>
+            </w:r>
+            <w:r>
+              <w:rPr>
+                <w:rFonts w:hint="eastAsia"/>
+              </w:rPr>
+              <w:t>曝光次數</w:t>
+            </w:r>
+            <w:r>
+              <w:rPr>
+                <w:rFonts w:hint="eastAsia"/>
+              </w:rPr>
+              <w:t>" DESC;</w:t>
+            </w:r>
+          </w:p>
+        </w:tc>
+      </w:tr>
+      <w:tr>
+        <w:tc>
+          <w:tcPr>
+            <w:tcW w:w="10456" w:type="dxa"/>
+          </w:tcPr>
+          <w:p>
+            <w:pPr>
+              <w:snapToGrid w:val="0"/>
+              <w:spacing w:line="276" w:lineRule="auto"/>
+              <w:rPr>
+                <w:rFonts w:hint="eastAsia"/>
+              </w:rPr>
+            </w:pPr>
+            <w:r>
+              <w:rPr>
+                <w:rFonts w:hint="eastAsia"/>
+                <w:noProof/>
+              </w:rPr>
+              <w:drawing>
+                <wp:inline distT="0" distB="0" distL="0" distR="0">
+                  <wp:extent cx="6543326" cy="6035040"/>
+                  <wp:effectExtent l="0" t="0" r="0" b="0"/>
+                  <wp:docPr id="1508466705" name="圖片 1"/>
+                  <wp:cNvGraphicFramePr>
+                    <a:graphicFrameLocks xmlns:a="http://schemas.openxmlformats.org/drawingml/2006/main" noChangeAspect="1"/>
+                  </wp:cNvGraphicFramePr>
+                  <a:graphic xmlns:a="http://schemas.openxmlformats.org/drawingml/2006/main">
+                    <a:graphicData uri="http://schemas.openxmlformats.org/drawingml/2006/picture">
+                      <pic:pic xmlns:pic="http://schemas.openxmlformats.org/drawingml/2006/picture">
+                        <pic:nvPicPr>
+                          <pic:cNvPr id="1508466705" name="圖片 1508466705"/>
+                          <pic:cNvPicPr/>
+                        </pic:nvPicPr>
+                        <pic:blipFill>
+                          <a:blip r:embed="rId10">
+                            <a:extLst>
+                              <a:ext uri="{28A0092B-C50C-407E-A947-70E740481C1C}">
+                                <a14:useLocalDpi xmlns:a14="http://schemas.microsoft.com/office/drawing/2010/main" val="0"/>
+                              </a:ext>
+                            </a:extLst>
+                          </a:blip>
+                          <a:stretch>
+                            <a:fillRect/>
+                          </a:stretch>
+                        </pic:blipFill>
+                        <pic:spPr>
+                          <a:xfrm>
+                            <a:off x="0" y="0"/>
+                            <a:ext cx="6548012" cy="6039362"/>
+                          </a:xfrm>
+                          <a:prstGeom prst="rect">
+                            <a:avLst/>
+                          </a:prstGeom>
+                        </pic:spPr>
+                      </pic:pic>
+                    </a:graphicData>
+                  </a:graphic>
+                </wp:inline>
+              </w:drawing>
+            </w:r>
+          </w:p>
+        </w:tc>
+      </w:tr>
+    </w:tbl>
+    <w:p>
+      <w:pPr>
+        <w:snapToGrid w:val="0"/>
+        <w:spacing w:after="0" w:line="276" w:lineRule="auto"/>
+      </w:pPr>
+    </w:p>
+    <w:p>
+      <w:pPr>
+        <w:widowControl/>
+      </w:pPr>
+      <w:r>
+        <w:br w:type="page"/>
+      </w:r>
+    </w:p>
+    <w:p>
+      <w:pPr>
+        <w:snapToGrid w:val="0"/>
+        <w:spacing w:after="0" w:line="276" w:lineRule="auto"/>
+      </w:pPr>
+      <w:r>
+        <w:rPr>
+          <w:rFonts w:hint="eastAsia"/>
+        </w:rPr>
+        <w:lastRenderedPageBreak/>
+        <w:t>以「曝光</w:t>
+      </w:r>
+      <w:r>
+        <w:rPr>
+          <w:rFonts w:hint="eastAsia"/>
+        </w:rPr>
+        <w:t>率</w:t>
+      </w:r>
+      <w:r>
+        <w:rPr>
+          <w:rFonts w:hint="eastAsia"/>
+        </w:rPr>
+        <w:t>」排序的資料（取前</w:t>
+      </w:r>
+      <w:r>
+        <w:t>4</w:t>
+      </w:r>
+      <w:r>
+        <w:t>0</w:t>
+      </w:r>
+      <w:r>
+        <w:rPr>
+          <w:rFonts w:hint="eastAsia"/>
+        </w:rPr>
+        <w:t>名）</w:t>
+      </w:r>
+    </w:p>
+    <w:tbl>
+      <w:tblPr>
+        <w:tblStyle w:val="ae"/>
+        <w:tblW w:w="0" w:type="auto"/>
+        <w:tblLook w:val="04A0" w:firstRow="1" w:lastRow="0" w:firstColumn="1" w:lastColumn="0" w:noHBand="0" w:noVBand="1"/>
+      </w:tblPr>
+      <w:tblGrid>
+        <w:gridCol w:w="10456"/>
+      </w:tblGrid>
+      <w:tr>
+        <w:tc>
+          <w:tcPr>
+            <w:tcW w:w="10456" w:type="dxa"/>
+          </w:tcPr>
+          <w:p>
+            <w:pPr>
+              <w:snapToGrid w:val="0"/>
+              <w:spacing w:after="0" w:line="276" w:lineRule="auto"/>
+              <w:rPr>
+                <w:rFonts w:hint="eastAsia"/>
+              </w:rPr>
+            </w:pPr>
+            <w:r>
+              <w:rPr>
+                <w:rFonts w:hint="eastAsia"/>
+              </w:rPr>
+              <w:t>SELECT "</w:t>
+            </w:r>
+            <w:r>
+              <w:rPr>
+                <w:rFonts w:hint="eastAsia"/>
+              </w:rPr>
+              <w:t>影片標題</w:t>
+            </w:r>
+            <w:r>
+              <w:rPr>
+                <w:rFonts w:hint="eastAsia"/>
+              </w:rPr>
+              <w:t>",</w:t>
+            </w:r>
+          </w:p>
+          <w:p>
+            <w:pPr>
+              <w:snapToGrid w:val="0"/>
+              <w:spacing w:after="0" w:line="276" w:lineRule="auto"/>
+              <w:rPr>
+                <w:rFonts w:hint="eastAsia"/>
+              </w:rPr>
+            </w:pPr>
+            <w:r>
+              <w:rPr>
+                <w:rFonts w:hint="eastAsia"/>
+              </w:rPr>
+              <w:t xml:space="preserve">       CAST(REPLACE("</w:t>
+            </w:r>
+            <w:r>
+              <w:rPr>
+                <w:rFonts w:hint="eastAsia"/>
+              </w:rPr>
+              <w:t>曝光次數</w:t>
+            </w:r>
+            <w:r>
+              <w:rPr>
+                <w:rFonts w:hint="eastAsia"/>
+              </w:rPr>
+              <w:t>", ',', '') AS INTEGER) AS "</w:t>
+            </w:r>
+            <w:r>
+              <w:rPr>
+                <w:rFonts w:hint="eastAsia"/>
+              </w:rPr>
+              <w:t>曝光次數</w:t>
+            </w:r>
+            <w:r>
+              <w:rPr>
+                <w:rFonts w:hint="eastAsia"/>
+              </w:rPr>
+              <w:t>",</w:t>
+            </w:r>
+          </w:p>
+          <w:p>
+            <w:pPr>
+              <w:snapToGrid w:val="0"/>
+              <w:spacing w:after="0" w:line="276" w:lineRule="auto"/>
+              <w:rPr>
+                <w:rFonts w:hint="eastAsia"/>
+              </w:rPr>
+            </w:pPr>
+            <w:r>
+              <w:rPr>
+                <w:rFonts w:hint="eastAsia"/>
+              </w:rPr>
+              <w:t xml:space="preserve">       CAST(REPLACE("</w:t>
+            </w:r>
+            <w:r>
+              <w:rPr>
+                <w:rFonts w:hint="eastAsia"/>
+              </w:rPr>
+              <w:t>曝光點</w:t>
+            </w:r>
+          </w:p>
+          <w:p>
+            <w:pPr>
+              <w:snapToGrid w:val="0"/>
+              <w:spacing w:after="0" w:line="276" w:lineRule="auto"/>
+              <w:rPr>
+                <w:rFonts w:hint="eastAsia"/>
+              </w:rPr>
+            </w:pPr>
+            <w:r>
+              <w:rPr>
+                <w:rFonts w:hint="eastAsia"/>
+              </w:rPr>
+              <w:t>閱率</w:t>
+            </w:r>
+            <w:r>
+              <w:rPr>
+                <w:rFonts w:hint="eastAsia"/>
+              </w:rPr>
+              <w:t>(%)", '%', '') AS REAL) AS "</w:t>
+            </w:r>
+            <w:r>
+              <w:rPr>
+                <w:rFonts w:hint="eastAsia"/>
+              </w:rPr>
+              <w:t>曝光率</w:t>
+            </w:r>
+            <w:r>
+              <w:rPr>
+                <w:rFonts w:hint="eastAsia"/>
+              </w:rPr>
+              <w:t>(%)"</w:t>
+            </w:r>
+          </w:p>
+          <w:p>
+            <w:pPr>
+              <w:snapToGrid w:val="0"/>
+              <w:spacing w:after="0" w:line="276" w:lineRule="auto"/>
+            </w:pPr>
+            <w:r>
+              <w:t>FROM videos</w:t>
+            </w:r>
+          </w:p>
+          <w:p>
+            <w:pPr>
+              <w:snapToGrid w:val="0"/>
+              <w:spacing w:after="0" w:line="276" w:lineRule="auto"/>
+              <w:rPr>
+                <w:rFonts w:hint="eastAsia"/>
+              </w:rPr>
+            </w:pPr>
+            <w:r>
+              <w:rPr>
+                <w:rFonts w:hint="eastAsia"/>
+              </w:rPr>
+              <w:t>WHERE "</w:t>
+            </w:r>
+            <w:r>
+              <w:rPr>
+                <w:rFonts w:hint="eastAsia"/>
+              </w:rPr>
+              <w:t>曝光次數</w:t>
+            </w:r>
+            <w:r>
+              <w:rPr>
+                <w:rFonts w:hint="eastAsia"/>
+              </w:rPr>
+              <w:t>" IS NOT NULL</w:t>
+            </w:r>
+          </w:p>
+          <w:p>
+            <w:pPr>
+              <w:snapToGrid w:val="0"/>
+              <w:spacing w:after="0" w:line="276" w:lineRule="auto"/>
+              <w:rPr>
+                <w:rFonts w:hint="eastAsia"/>
+              </w:rPr>
+            </w:pPr>
+            <w:r>
+              <w:rPr>
+                <w:rFonts w:hint="eastAsia"/>
+              </w:rPr>
+              <w:t xml:space="preserve">  AND "</w:t>
+            </w:r>
+            <w:r>
+              <w:rPr>
+                <w:rFonts w:hint="eastAsia"/>
+              </w:rPr>
+              <w:t>曝光點</w:t>
+            </w:r>
+          </w:p>
+          <w:p>
+            <w:pPr>
+              <w:snapToGrid w:val="0"/>
+              <w:spacing w:after="0" w:line="276" w:lineRule="auto"/>
+              <w:rPr>
+                <w:rFonts w:hint="eastAsia"/>
+              </w:rPr>
+            </w:pPr>
+            <w:r>
+              <w:rPr>
+                <w:rFonts w:hint="eastAsia"/>
+              </w:rPr>
+              <w:t>閱率</w:t>
+            </w:r>
+            <w:r>
+              <w:rPr>
+                <w:rFonts w:hint="eastAsia"/>
+              </w:rPr>
+              <w:t>(%)" IS NOT NULL</w:t>
+            </w:r>
+          </w:p>
+          <w:p>
+            <w:pPr>
+              <w:snapToGrid w:val="0"/>
+              <w:spacing w:after="0" w:line="276" w:lineRule="auto"/>
+              <w:rPr>
+                <w:rFonts w:hint="eastAsia"/>
+              </w:rPr>
+            </w:pPr>
+            <w:r>
+              <w:rPr>
+                <w:rFonts w:hint="eastAsia"/>
+              </w:rPr>
+              <w:t>ORDER BY "</w:t>
+            </w:r>
+            <w:r>
+              <w:rPr>
+                <w:rFonts w:hint="eastAsia"/>
+              </w:rPr>
+              <w:t>曝光率</w:t>
+            </w:r>
+            <w:r>
+              <w:rPr>
+                <w:rFonts w:hint="eastAsia"/>
+              </w:rPr>
+              <w:t>(%)" DESC</w:t>
+            </w:r>
+          </w:p>
+          <w:p>
+            <w:pPr>
+              <w:snapToGrid w:val="0"/>
+              <w:spacing w:line="276" w:lineRule="auto"/>
+              <w:rPr>
+                <w:rFonts w:hint="eastAsia"/>
+              </w:rPr>
+            </w:pPr>
+            <w:r>
+              <w:t xml:space="preserve">LIMIT </w:t>
+            </w:r>
+            <w:r>
+              <w:t>4</w:t>
+            </w:r>
+            <w:r>
+              <w:t>0;</w:t>
+            </w:r>
+          </w:p>
+        </w:tc>
+      </w:tr>
+      <w:tr>
+        <w:tc>
+          <w:tcPr>
+            <w:tcW w:w="10456" w:type="dxa"/>
+          </w:tcPr>
+          <w:p>
+            <w:pPr>
+              <w:snapToGrid w:val="0"/>
+              <w:spacing w:line="276" w:lineRule="auto"/>
+              <w:rPr>
+                <w:rFonts w:hint="eastAsia"/>
+              </w:rPr>
+            </w:pPr>
+            <w:r>
+              <w:rPr>
+                <w:rFonts w:hint="eastAsia"/>
+                <w:noProof/>
+              </w:rPr>
+              <w:drawing>
+                <wp:inline distT="0" distB="0" distL="0" distR="0">
+                  <wp:extent cx="6540922" cy="6710289"/>
+                  <wp:effectExtent l="0" t="0" r="0" b="0"/>
+                  <wp:docPr id="2107784000" name="圖片 3"/>
+                  <wp:cNvGraphicFramePr>
+                    <a:graphicFrameLocks xmlns:a="http://schemas.openxmlformats.org/drawingml/2006/main" noChangeAspect="1"/>
+                  </wp:cNvGraphicFramePr>
+                  <a:graphic xmlns:a="http://schemas.openxmlformats.org/drawingml/2006/main">
+                    <a:graphicData uri="http://schemas.openxmlformats.org/drawingml/2006/picture">
+                      <pic:pic xmlns:pic="http://schemas.openxmlformats.org/drawingml/2006/picture">
+                        <pic:nvPicPr>
+                          <pic:cNvPr id="2107784000" name="圖片 2107784000"/>
+                          <pic:cNvPicPr/>
+                        </pic:nvPicPr>
+                        <pic:blipFill>
+                          <a:blip r:embed="rId11">
+                            <a:extLst>
+                              <a:ext uri="{28A0092B-C50C-407E-A947-70E740481C1C}">
+                                <a14:useLocalDpi xmlns:a14="http://schemas.microsoft.com/office/drawing/2010/main" val="0"/>
+                              </a:ext>
+                            </a:extLst>
+                          </a:blip>
+                          <a:stretch>
+                            <a:fillRect/>
+                          </a:stretch>
+                        </pic:blipFill>
+                        <pic:spPr>
+                          <a:xfrm>
+                            <a:off x="0" y="0"/>
+                            <a:ext cx="6546636" cy="6716151"/>
+                          </a:xfrm>
+                          <a:prstGeom prst="rect">
+                            <a:avLst/>
+                          </a:prstGeom>
+                        </pic:spPr>
+                      </pic:pic>
+                    </a:graphicData>
+                  </a:graphic>
+                </wp:inline>
+              </w:drawing>
+            </w:r>
+          </w:p>
+        </w:tc>
+      </w:tr>
+    </w:tbl>
+    <w:p>
+      <w:pPr>
+        <w:snapToGrid w:val="0"/>
+        <w:spacing w:after="0" w:line="276" w:lineRule="auto"/>
+      </w:pPr>
+    </w:p>
+    <w:p>
+      <w:pPr>
+        <w:widowControl/>
+      </w:pPr>
+      <w:r>
+        <w:br w:type="page"/>
+      </w:r>
+    </w:p>
+    <w:p>
+      <w:pPr>
+        <w:snapToGrid w:val="0"/>
+        <w:spacing w:after="0" w:line="276" w:lineRule="auto"/>
+      </w:pPr>
+      <w:r>
+        <w:rPr>
+          <w:rFonts w:hint="eastAsia"/>
+        </w:rPr>
+        <w:lastRenderedPageBreak/>
+        <w:t>兩者數據集的平均曝光次數與曝光率</w:t>
+      </w:r>
+    </w:p>
+    <w:tbl>
+      <w:tblPr>
+        <w:tblStyle w:val="ae"/>
+        <w:tblW w:w="0" w:type="auto"/>
+        <w:tblLook w:val="04A0" w:firstRow="1" w:lastRow="0" w:firstColumn="1" w:lastColumn="0" w:noHBand="0" w:noVBand="1"/>
+      </w:tblPr>
+      <w:tblGrid>
+        <w:gridCol w:w="10456"/>
+      </w:tblGrid>
+      <w:tr>
+        <w:tc>
+          <w:tcPr>
+            <w:tcW w:w="10456" w:type="dxa"/>
+          </w:tcPr>
+          <w:p>
+            <w:pPr>
+              <w:snapToGrid w:val="0"/>
+              <w:spacing w:line="276" w:lineRule="auto"/>
+              <w:rPr>
+                <w:rFonts w:hint="eastAsia"/>
+              </w:rPr>
+            </w:pPr>
+          </w:p>
+        </w:tc>
+      </w:tr>
+      <w:tr>
+        <w:tc>
+          <w:tcPr>
+            <w:tcW w:w="10456" w:type="dxa"/>
+          </w:tcPr>
+          <w:p>
+            <w:pPr>
+              <w:snapToGrid w:val="0"/>
+              <w:spacing w:line="276" w:lineRule="auto"/>
+            </w:pPr>
+            <w:r>
+              <w:rPr>
+                <w:rFonts w:hint="eastAsia"/>
+                <w:noProof/>
+              </w:rPr>
+              <w:drawing>
+                <wp:inline distT="0" distB="0" distL="0" distR="0">
+                  <wp:extent cx="6210300" cy="774700"/>
+                  <wp:effectExtent l="0" t="0" r="0" b="0"/>
+                  <wp:docPr id="372948877" name="圖片 4"/>
+                  <wp:cNvGraphicFramePr>
+                    <a:graphicFrameLocks xmlns:a="http://schemas.openxmlformats.org/drawingml/2006/main" noChangeAspect="1"/>
+                  </wp:cNvGraphicFramePr>
+                  <a:graphic xmlns:a="http://schemas.openxmlformats.org/drawingml/2006/main">
+                    <a:graphicData uri="http://schemas.openxmlformats.org/drawingml/2006/picture">
+                      <pic:pic xmlns:pic="http://schemas.openxmlformats.org/drawingml/2006/picture">
+                        <pic:nvPicPr>
+                          <pic:cNvPr id="372948877" name="圖片 372948877"/>
+                          <pic:cNvPicPr/>
+                        </pic:nvPicPr>
+                        <pic:blipFill>
+                          <a:blip r:embed="rId12">
+                            <a:extLst>
+                              <a:ext uri="{28A0092B-C50C-407E-A947-70E740481C1C}">
+                                <a14:useLocalDpi xmlns:a14="http://schemas.microsoft.com/office/drawing/2010/main" val="0"/>
+                              </a:ext>
+                            </a:extLst>
+                          </a:blip>
+                          <a:stretch>
+                            <a:fillRect/>
+                          </a:stretch>
+                        </pic:blipFill>
+                        <pic:spPr>
+                          <a:xfrm>
+                            <a:off x="0" y="0"/>
+                            <a:ext cx="6210300" cy="774700"/>
+                          </a:xfrm>
+                          <a:prstGeom prst="rect">
+                            <a:avLst/>
+                          </a:prstGeom>
+                        </pic:spPr>
+                      </pic:pic>
+                    </a:graphicData>
+                  </a:graphic>
+                </wp:inline>
+              </w:drawing>
+            </w:r>
+          </w:p>
+          <w:p>
+            <w:pPr>
+              <w:snapToGrid w:val="0"/>
+              <w:spacing w:line="276" w:lineRule="auto"/>
+              <w:rPr>
+                <w:rFonts w:hint="eastAsia"/>
+              </w:rPr>
+            </w:pPr>
+            <w:r>
+              <w:rPr>
+                <w:rFonts w:hint="eastAsia"/>
+                <w:noProof/>
+              </w:rPr>
+              <w:drawing>
+                <wp:inline distT="0" distB="0" distL="0" distR="0">
+                  <wp:extent cx="6210300" cy="728369"/>
+                  <wp:effectExtent l="0" t="0" r="0" b="0"/>
+                  <wp:docPr id="866107320" name="圖片 5"/>
+                  <wp:cNvGraphicFramePr>
+                    <a:graphicFrameLocks xmlns:a="http://schemas.openxmlformats.org/drawingml/2006/main" noChangeAspect="1"/>
+                  </wp:cNvGraphicFramePr>
+                  <a:graphic xmlns:a="http://schemas.openxmlformats.org/drawingml/2006/main">
+                    <a:graphicData uri="http://schemas.openxmlformats.org/drawingml/2006/picture">
+                      <pic:pic xmlns:pic="http://schemas.openxmlformats.org/drawingml/2006/picture">
+                        <pic:nvPicPr>
+                          <pic:cNvPr id="866107320" name="圖片 866107320"/>
+                          <pic:cNvPicPr/>
+                        </pic:nvPicPr>
+                        <pic:blipFill>
+                          <a:blip r:embed="rId13">
+                            <a:extLst>
+                              <a:ext uri="{28A0092B-C50C-407E-A947-70E740481C1C}">
+                                <a14:useLocalDpi xmlns:a14="http://schemas.microsoft.com/office/drawing/2010/main" val="0"/>
+                              </a:ext>
+                            </a:extLst>
+                          </a:blip>
+                          <a:stretch>
+                            <a:fillRect/>
+                          </a:stretch>
+                        </pic:blipFill>
+                        <pic:spPr>
+                          <a:xfrm>
+                            <a:off x="0" y="0"/>
+                            <a:ext cx="6211119" cy="728465"/>
+                          </a:xfrm>
+                          <a:prstGeom prst="rect">
+                            <a:avLst/>
+                          </a:prstGeom>
+                        </pic:spPr>
+                      </pic:pic>
+                    </a:graphicData>
+                  </a:graphic>
+                </wp:inline>
+              </w:drawing>
+            </w:r>
+          </w:p>
+        </w:tc>
+      </w:tr>
+    </w:tbl>
+    <w:p>
+      <w:pPr>
+        <w:snapToGrid w:val="0"/>
+        <w:spacing w:after="0" w:line="276" w:lineRule="auto"/>
+        <w:rPr>
+          <w:rFonts w:hint="eastAsia"/>
+        </w:rPr>
+      </w:pPr>
+      <w:r>
+        <w:rPr>
+          <w:rFonts w:hint="eastAsia"/>
+        </w:rPr>
+        <w:t>結論：高曝光次數不一定有高曝光率</w:t>
       </w:r>
     </w:p>
     <w:sectPr>
